--- a/projects/valuepickr-open-screen/docs/3B Blackbio DX.docx
+++ b/projects/valuepickr-open-screen/docs/3B Blackbio DX.docx
@@ -2124,7 +2124,7 @@
         <w:spacing w:after="120" w:before="280"/>
       </w:pPr>
       <w:r>
-        <w:t xml:space="preserve">Ishmohit-Lens Checks (value chain · earnings quality · growth trajectory · management)</w:t>
+        <w:t xml:space="preserve">Ishmohit-Lens Checks (value chain · earnings quality · growth trajectory · management · quality metrics · track record · global-signal check)</w:t>
       </w:r>
     </w:p>
     <w:p>
@@ -2578,6 +2578,33 @@
                 <w:b/>
                 <w:bCs/>
               </w:rPr>
+              <w:t xml:space="preserve">Shareholder returns</w:t>
+            </w:r>
+          </w:p>
+        </w:tc>
+        <w:tc>
+          <w:tcPr>
+            <w:tcW w:type="dxa" w:w="5800"/>
+          </w:tcPr>
+          <w:p>
+            <w:r>
+              <w:t xml:space="preserve">—</w:t>
+            </w:r>
+          </w:p>
+        </w:tc>
+      </w:tr>
+      <w:tr>
+        <w:tc>
+          <w:tcPr>
+            <w:tcW w:type="dxa" w:w="3200"/>
+            <w:shd w:fill="F2F2F2" w:val="clear"/>
+          </w:tcPr>
+          <w:p>
+            <w:r>
+              <w:rPr>
+                <w:b/>
+                <w:bCs/>
+              </w:rPr>
               <w:t xml:space="preserve">Capability ladder / VAP</w:t>
             </w:r>
           </w:p>
@@ -2594,6 +2621,233 @@
         </w:tc>
       </w:tr>
     </w:tbl>
+    <w:p>
+      <w:pPr>
+        <w:spacing w:after="120"/>
+      </w:pPr>
+      <w:r>
+        <w:rPr>
+          <w:b/>
+          <w:bCs/>
+          <w:sz w:val="20"/>
+          <w:szCs w:val="20"/>
+        </w:rPr>
+        <w:t xml:space="preserve">Quality metrics (ROCE · debt · FCF · margin · capex):</w:t>
+      </w:r>
+    </w:p>
+    <w:tbl>
+      <w:tblPr>
+        <w:tblW w:type="dxa" w:w="9000"/>
+        <w:tblBorders>
+          <w:top w:val="single" w:color="auto" w:sz="4"/>
+          <w:left w:val="single" w:color="auto" w:sz="4"/>
+          <w:bottom w:val="single" w:color="auto" w:sz="4"/>
+          <w:right w:val="single" w:color="auto" w:sz="4"/>
+          <w:insideH w:val="single" w:color="auto" w:sz="4"/>
+          <w:insideV w:val="single" w:color="auto" w:sz="4"/>
+        </w:tblBorders>
+      </w:tblPr>
+      <w:tblGrid>
+        <w:gridCol w:w="3200"/>
+        <w:gridCol w:w="5800"/>
+      </w:tblGrid>
+      <w:tr>
+        <w:tc>
+          <w:tcPr>
+            <w:tcW w:type="dxa" w:w="3200"/>
+            <w:shd w:fill="F2F2F2" w:val="clear"/>
+          </w:tcPr>
+          <w:p>
+            <w:r>
+              <w:rPr>
+                <w:b/>
+                <w:bCs/>
+              </w:rPr>
+              <w:t xml:space="preserve">Assessment</w:t>
+            </w:r>
+          </w:p>
+        </w:tc>
+        <w:tc>
+          <w:tcPr>
+            <w:tcW w:type="dxa" w:w="5800"/>
+          </w:tcPr>
+          <w:p>
+            <w:r>
+              <w:t xml:space="preserve">positive</w:t>
+            </w:r>
+          </w:p>
+        </w:tc>
+      </w:tr>
+      <w:tr>
+        <w:tc>
+          <w:tcPr>
+            <w:tcW w:type="dxa" w:w="3200"/>
+            <w:shd w:fill="F2F2F2" w:val="clear"/>
+          </w:tcPr>
+          <w:p>
+            <w:r>
+              <w:rPr>
+                <w:b/>
+                <w:bCs/>
+              </w:rPr>
+              <w:t xml:space="preserve">ROCE</w:t>
+            </w:r>
+          </w:p>
+        </w:tc>
+        <w:tc>
+          <w:tcPr>
+            <w:tcW w:type="dxa" w:w="5800"/>
+          </w:tcPr>
+          <w:p>
+            <w:r>
+              <w:t xml:space="preserve">25% (stable)</w:t>
+            </w:r>
+          </w:p>
+        </w:tc>
+      </w:tr>
+      <w:tr>
+        <w:tc>
+          <w:tcPr>
+            <w:tcW w:type="dxa" w:w="3200"/>
+            <w:shd w:fill="F2F2F2" w:val="clear"/>
+          </w:tcPr>
+          <w:p>
+            <w:r>
+              <w:rPr>
+                <w:b/>
+                <w:bCs/>
+              </w:rPr>
+              <w:t xml:space="preserve">Leverage</w:t>
+            </w:r>
+          </w:p>
+        </w:tc>
+        <w:tc>
+          <w:tcPr>
+            <w:tcW w:type="dxa" w:w="5800"/>
+          </w:tcPr>
+          <w:p>
+            <w:r>
+              <w:t xml:space="preserve">Net debt/EBITDA -0.5x</w:t>
+            </w:r>
+          </w:p>
+        </w:tc>
+      </w:tr>
+      <w:tr>
+        <w:tc>
+          <w:tcPr>
+            <w:tcW w:type="dxa" w:w="3200"/>
+            <w:shd w:fill="F2F2F2" w:val="clear"/>
+          </w:tcPr>
+          <w:p>
+            <w:r>
+              <w:rPr>
+                <w:b/>
+                <w:bCs/>
+              </w:rPr>
+              <w:t xml:space="preserve">FCF conversion</w:t>
+            </w:r>
+          </w:p>
+        </w:tc>
+        <w:tc>
+          <w:tcPr>
+            <w:tcW w:type="dxa" w:w="5800"/>
+          </w:tcPr>
+          <w:p>
+            <w:r>
+              <w:t xml:space="preserve">68%</w:t>
+            </w:r>
+          </w:p>
+        </w:tc>
+      </w:tr>
+      <w:tr>
+        <w:tc>
+          <w:tcPr>
+            <w:tcW w:type="dxa" w:w="3200"/>
+            <w:shd w:fill="F2F2F2" w:val="clear"/>
+          </w:tcPr>
+          <w:p>
+            <w:r>
+              <w:rPr>
+                <w:b/>
+                <w:bCs/>
+              </w:rPr>
+              <w:t xml:space="preserve">Margin trend</w:t>
+            </w:r>
+          </w:p>
+        </w:tc>
+        <w:tc>
+          <w:tcPr>
+            <w:tcW w:type="dxa" w:w="5800"/>
+          </w:tcPr>
+          <w:p>
+            <w:r>
+              <w:t xml:space="preserve">contracting</w:t>
+            </w:r>
+          </w:p>
+        </w:tc>
+      </w:tr>
+      <w:tr>
+        <w:tc>
+          <w:tcPr>
+            <w:tcW w:type="dxa" w:w="3200"/>
+            <w:shd w:fill="F2F2F2" w:val="clear"/>
+          </w:tcPr>
+          <w:p>
+            <w:r>
+              <w:rPr>
+                <w:b/>
+                <w:bCs/>
+              </w:rPr>
+              <w:t xml:space="preserve">Capex efficiency</w:t>
+            </w:r>
+          </w:p>
+        </w:tc>
+        <w:tc>
+          <w:tcPr>
+            <w:tcW w:type="dxa" w:w="5800"/>
+          </w:tcPr>
+          <w:p>
+            <w:r>
+              <w:t xml:space="preserve">neutral</w:t>
+            </w:r>
+          </w:p>
+        </w:tc>
+      </w:tr>
+    </w:tbl>
+    <w:p>
+      <w:pPr>
+        <w:spacing w:after="60" w:before="120"/>
+      </w:pPr>
+      <w:r>
+        <w:rPr>
+          <w:b/>
+          <w:bCs/>
+          <w:sz w:val="20"/>
+          <w:szCs w:val="20"/>
+        </w:rPr>
+        <w:t xml:space="preserve">Track record (Coffee Can persistence check): </w:t>
+      </w:r>
+      <w:r>
+        <w:rPr>
+          <w:sz w:val="20"/>
+          <w:szCs w:val="20"/>
+        </w:rPr>
+        <w:t xml:space="preserve">cleared revenue growth ≥10% AND ROCE ≥15% in 6 of the last 9 years (consistency_score 67)</w:t>
+      </w:r>
+    </w:p>
+    <w:p>
+      <w:pPr>
+        <w:spacing w:after="120"/>
+      </w:pPr>
+      <w:r>
+        <w:rPr>
+          <w:color w:val="666666"/>
+          <w:sz w:val="18"/>
+          <w:szCs w:val="18"/>
+        </w:rPr>
+        <w:t xml:space="preserve">FY18-FY26 (screener consolidated): ROCE &gt;=19% every year (COVID spike to 162% FY21). Revenue lumpy -- +44% FY18, flat FY19, +26% FY20, COVID PCR spike +683% FY21, then -64%/-24% give-back FY22-FY23, recovering +19%/+30%/+48% FY24-FY26. Both metrics cleared 6 of 9 (FY18, FY20, FY21, FY24, FY25, FY26); FY21 is a COVID one-off and FY26 growth is mostly the Coris acquisition (organic MDx only ~+10%).</w:t>
+      </w:r>
+    </w:p>
     <w:p>
       <w:pPr>
         <w:pStyle w:val="Heading1"/>
@@ -2830,6 +3084,34 @@
           <w:szCs w:val="24"/>
         </w:rPr>
         <w:t xml:space="preserve">100x-in-10-years</w:t>
+      </w:r>
+    </w:p>
+    <w:p>
+      <w:pPr>
+        <w:spacing w:after="120"/>
+      </w:pPr>
+      <w:r>
+        <w:rPr>
+          <w:color w:val="666666"/>
+          <w:sz w:val="20"/>
+          <w:szCs w:val="20"/>
+        </w:rPr>
+        <w:t xml:space="preserve">4-box gate — tailwind: yes · TAM: yes · moat: yes · valuation: no  (score 3 / 4)</w:t>
+      </w:r>
+    </w:p>
+    <w:p>
+      <w:pPr>
+        <w:spacing w:after="120"/>
+      </w:pPr>
+      <w:r>
+        <w:rPr>
+          <w:i/>
+          <w:iCs/>
+          <w:color w:val="666666"/>
+          <w:sz w:val="20"/>
+          <w:szCs w:val="20"/>
+        </w:rPr>
+        <w:t xml:space="preserve">MDx adoption + AMR testing structural multi-year; ~1/10th Molbio scale plus Europe/US-FDA optionality = long-horizon headroom; reagent-rental installed-base is a real switching-cost moat; gap=priced-in at ~22x</w:t>
       </w:r>
     </w:p>
     <w:p>

--- a/projects/valuepickr-open-screen/docs/3B Blackbio DX.docx
+++ b/projects/valuepickr-open-screen/docs/3B Blackbio DX.docx
@@ -3192,6 +3192,171 @@
           <w:szCs w:val="18"/>
         </w:rPr>
         <w:t xml:space="preserve">This is independent research and analysis for informational purposes only, not personalized financial or investment advice. Past multi-bagger performance and forum/social sentiment are not indicators of future returns. Do your own due diligence before investing.</w:t>
+      </w:r>
+    </w:p>
+    <w:p/>
+    <w:p>
+      <w:r>
+        <w:rPr>
+          <w:b/>
+          <w:sz w:val="28"/>
+        </w:rPr>
+        <w:t>🔄 RESEARCH UPDATE - 2026-10-05</w:t>
+      </w:r>
+    </w:p>
+    <w:p>
+      <w:r>
+        <w:rPr>
+          <w:b/>
+        </w:rPr>
+        <w:t>📊 Key Metrics:</w:t>
+      </w:r>
+    </w:p>
+    <w:p>
+      <w:pPr>
+        <w:ind w:left="360"/>
+      </w:pPr>
+      <w:r>
+        <w:t xml:space="preserve">  • Company: 3B Blackbio DX Ltd</w:t>
+      </w:r>
+    </w:p>
+    <w:p>
+      <w:pPr>
+        <w:ind w:left="360"/>
+      </w:pPr>
+      <w:r>
+        <w:t xml:space="preserve">  • Conviction: Medium</w:t>
+      </w:r>
+    </w:p>
+    <w:p>
+      <w:pPr>
+        <w:ind w:left="360"/>
+      </w:pPr>
+      <w:r>
+        <w:t xml:space="preserve">  • Thesis: 100x-in-10-years</w:t>
+      </w:r>
+    </w:p>
+    <w:p>
+      <w:pPr>
+        <w:ind w:left="360"/>
+      </w:pPr>
+      <w:r>
+        <w:t xml:space="preserve">  • 4-Box Score: 3.0</w:t>
+      </w:r>
+    </w:p>
+    <w:p>
+      <w:pPr>
+        <w:ind w:left="360"/>
+      </w:pPr>
+      <w:r>
+        <w:t xml:space="preserve">  • Research Date: 2026-08-31</w:t>
+      </w:r>
+    </w:p>
+    <w:p>
+      <w:pPr>
+        <w:ind w:left="360"/>
+      </w:pPr>
+      <w:r>
+        <w:t xml:space="preserve">  • Red Flag: None</w:t>
+      </w:r>
+    </w:p>
+    <w:p/>
+    <w:p>
+      <w:r>
+        <w:rPr>
+          <w:b/>
+        </w:rPr>
+        <w:t>📝 Verdict:</w:t>
+      </w:r>
+    </w:p>
+    <w:p>
+      <w:pPr>
+        <w:ind w:left="360"/>
+      </w:pPr>
+      <w:r>
+        <w:t>High-quality niche compounder with real long-runway optionality, but the near-term inflection isn't there -- organic growth has slowed to mid-teens and Coris drags FY27; Medium, not Medium-High</w:t>
+      </w:r>
+    </w:p>
+    <w:p/>
+    <w:p>
+      <w:r>
+        <w:rPr>
+          <w:b/>
+        </w:rPr>
+        <w:t>📈 Bull Case:</w:t>
+      </w:r>
+    </w:p>
+    <w:p>
+      <w:pPr>
+        <w:ind w:left="360"/>
+      </w:pPr>
+      <w:r>
+        <w:t>Organic core economics are outstanding: ~78% MDx EBITDA margin, ~25% ROCE, ~19.8% ROE, effectively debt-free, CFO/PAT ~0.87 -- an IP-heavy assay portfolio (120+ assays) on a reagent-rental razor/blade model with 15+ long-term (2-3yr) contracts</w:t>
+      </w:r>
+    </w:p>
+    <w:p>
+      <w:pPr>
+        <w:ind w:left="360"/>
+      </w:pPr>
+      <w:r>
+        <w:t>Small base (~Rs 1,245 Cr market cap) vs an ~10x-larger unlisted leader (Molbio); molecular diagnostics adoption in India is structurally growing and 3B runs higher margins than Molbio</w:t>
+      </w:r>
+    </w:p>
+    <w:p>
+      <w:pPr>
+        <w:ind w:left="360"/>
+      </w:pPr>
+      <w:r>
+        <w:t>Genuine multi-year optionality: US FDA registration for Coris's RESIST-5 AMR panel (US market 2027-28), IVDR certification progressing, and new higher-margin panels (oncology, respiratory)</w:t>
+      </w:r>
+    </w:p>
+    <w:p>
+      <w:pPr>
+        <w:ind w:left="360"/>
+      </w:pPr>
+      <w:r>
+        <w:t>Coris is seasonally loss-making only in H1; H2 HAT-order timing swings it to profit, and full-year FY27 is guided to slight positive EBITDA -- a drag that should ease</w:t>
+      </w:r>
+    </w:p>
+    <w:p/>
+    <w:p>
+      <w:r>
+        <w:rPr>
+          <w:b/>
+        </w:rPr>
+        <w:t>📉 Bear Case:</w:t>
+      </w:r>
+    </w:p>
+    <w:p>
+      <w:pPr>
+        <w:ind w:left="360"/>
+      </w:pPr>
+      <w:r>
+        <w:t>Headline growth is acquisition-inflated: FY26 +47% consolidated vs organic India MDx ~+10%; Q1 FY27 consolidated revenue +50% but PAT -29% YoY -- the organic core has decelerated to mid-teens</w:t>
+      </w:r>
+    </w:p>
+    <w:p>
+      <w:pPr>
+        <w:ind w:left="360"/>
+      </w:pPr>
+      <w:r>
+        <w:t>Coris is currently a drag, not an accretive bolt-on: Q1 FY27 EBITDA -EUR 325K, 'seasonally loss-making in Q1 and Q2', full-year only 'slight positive EBITDA' guided -- it is a turnaround/optionality bet</w:t>
+      </w:r>
+    </w:p>
+    <w:p>
+      <w:pPr>
+        <w:ind w:left="360"/>
+      </w:pPr>
+      <w:r>
+        <w:t>Valuation (~22x P/E, ~3.8x P/B) already reflects the quality and roughly matches the 15-20% guide; little embedded upside unless US FDA / IVDR / Coris deliver, none of which is in FY27 numbers</w:t>
+      </w:r>
+    </w:p>
+    <w:p>
+      <w:pPr>
+        <w:ind w:left="360"/>
+      </w:pPr>
+      <w:r>
+        <w:t>Export growth repeatedly attributed to 'geopolitical headwinds'; promoter holding low at ~41%; operating leverage in the organic core is largely exhausted at ~78% EBITDA margin</w:t>
       </w:r>
     </w:p>
     <w:sectPr>
